--- a/ryan-resume-dev/cover_letters/Ryan_Hickey_Cover_Letter_Template.docx
+++ b/ryan-resume-dev/cover_letters/Ryan_Hickey_Cover_Letter_Template.docx
@@ -15,7 +15,7 @@
         <w:pStyle w:val="WPATSRole"/>
       </w:pPr>
       <w:r>
-        <w:t>AI Engineer · Data &amp; AI Systems Architect · COO · Technical Operator</w:t>
+        <w:t>Applied AI Engineer · Data Engineer · COO · Technical Operator</w:t>
       </w:r>
     </w:p>
     <w:p>
@@ -26,7 +26,7 @@
         </w:pBdr>
       </w:pPr>
       <w:r>
-        <w:t>ryan@wolfstrategyllc.com · linkedin.com/in/ryan-hickey-626b2798 · github.com/wolfpackdata · San Francisco Bay Area</w:t>
+        <w:t>ryan@wolfstrategyllc.com · linkedin.com/in/workwithryan · github.com/wolfpackdata · San Francisco Bay Area</w:t>
       </w:r>
     </w:p>
     <w:p>
